--- a/files/technical-offers/Scissor/Standard/Self Drive/20/S3-74C-20DIB .docx
+++ b/files/technical-offers/Scissor/Standard/Self Drive/20/S3-74C-20DIB .docx
@@ -3640,7 +3640,6 @@
           <w:rtl/>
           <w:lang w:eastAsia="ar-SA"/>
         </w:rPr>
-        <w:lastRenderedPageBreak/>
         <w:t>جميع بنوز الرافعة من الصلب.</w:t>
       </w:r>
     </w:p>
@@ -5348,71 +5347,6 @@
           <w:lang w:eastAsia="ar-SA"/>
         </w:rPr>
         <w:t xml:space="preserve"> نسبة الشحن.</w:t>
-      </w:r>
-    </w:p>
-    <w:p>
-      <w:pPr>
-        <w:numPr>
-          <w:ilvl w:val="0"/>
-          <w:numId w:val="35"/>
-        </w:numPr>
-        <w:bidi/>
-        <w:spacing w:after="0" w:line="216" w:lineRule="auto"/>
-        <w:ind w:right="567"/>
-        <w:jc w:val="lowKashida"/>
-        <w:rPr>
-          <w:rFonts w:ascii="Times New Roman" w:eastAsia="Times New Roman" w:hAnsi="Times New Roman" w:cs="Simplified Arabic"/>
-          <w:b/>
-          <w:bCs/>
-          <w:sz w:val="28"/>
-          <w:szCs w:val="28"/>
-          <w:lang w:eastAsia="ar-SA"/>
-        </w:rPr>
-      </w:pPr>
-      <w:r>
-        <w:rPr>
-          <w:rFonts w:ascii="Times New Roman" w:eastAsia="Times New Roman" w:hAnsi="Times New Roman" w:cs="Simplified Arabic" w:hint="cs"/>
-          <w:b/>
-          <w:bCs/>
-          <w:sz w:val="28"/>
-          <w:szCs w:val="28"/>
-          <w:rtl/>
-          <w:lang w:eastAsia="ar-SA"/>
-        </w:rPr>
-        <w:t>قياس فولت البطاريات.</w:t>
-      </w:r>
-    </w:p>
-    <w:p>
-      <w:pPr>
-        <w:numPr>
-          <w:ilvl w:val="0"/>
-          <w:numId w:val="35"/>
-        </w:numPr>
-        <w:bidi/>
-        <w:spacing w:after="0" w:line="216" w:lineRule="auto"/>
-        <w:ind w:right="567"/>
-        <w:jc w:val="lowKashida"/>
-        <w:rPr>
-          <w:rFonts w:ascii="Times New Roman" w:eastAsia="Times New Roman" w:hAnsi="Times New Roman" w:cs="Simplified Arabic"/>
-          <w:b/>
-          <w:bCs/>
-          <w:sz w:val="28"/>
-          <w:szCs w:val="28"/>
-          <w:lang w:eastAsia="ar-SA"/>
-        </w:rPr>
-      </w:pPr>
-      <w:r>
-        <w:rPr>
-          <w:rFonts w:ascii="Times New Roman" w:eastAsia="Times New Roman" w:hAnsi="Times New Roman" w:cs="Simplified Arabic" w:hint="cs"/>
-          <w:b/>
-          <w:bCs/>
-          <w:sz w:val="28"/>
-          <w:szCs w:val="28"/>
-          <w:rtl/>
-          <w:lang w:eastAsia="ar-SA"/>
-        </w:rPr>
-        <w:lastRenderedPageBreak/>
-        <w:t>قياس امبير البطاريات.</w:t>
       </w:r>
     </w:p>
     <w:p>
